--- a/monographs/ru/text/AB_Cloud_Monograph_v22_RU_v221.docx
+++ b/monographs/ru/text/AB_Cloud_Monograph_v22_RU_v221.docx
@@ -4006,18 +4006,31 @@
               </m:rPr>
               <m:t>/</m:t>
             </m:r>
-            <m:sSup>
+            <m:d>
+              <m:dPr>
+                <m:begChr m:val="("/>
+                <m:endChr m:val=")"/>
+                <m:sepChr m:val=""/>
+                <m:grow/>
+              </m:dPr>
               <m:e>
-                <m:r>
-                  <m:t>π</m:t>
-                </m:r>
-              </m:e>
-              <m:sup>
                 <m:r>
                   <m:t>2</m:t>
                 </m:r>
-              </m:sup>
-            </m:sSup>
+                <m:sSup>
+                  <m:e>
+                    <m:r>
+                      <m:t>π</m:t>
+                    </m:r>
+                  </m:e>
+                  <m:sup>
+                    <m:r>
+                      <m:t>2</m:t>
+                    </m:r>
+                  </m:sup>
+                </m:sSup>
+              </m:e>
+            </m:d>
           </m:e>
         </m:d>
         <m:r>
@@ -4026,9 +4039,25 @@
           </m:rPr>
           <m:t>ln</m:t>
         </m:r>
-        <m:r>
-          <m:t>L</m:t>
-        </m:r>
+        <m:d>
+          <m:dPr>
+            <m:begChr m:val="("/>
+            <m:endChr m:val=")"/>
+            <m:sepChr m:val=""/>
+            <m:grow/>
+          </m:dPr>
+          <m:e>
+            <m:r>
+              <m:t>2</m:t>
+            </m:r>
+            <m:r>
+              <m:t>π</m:t>
+            </m:r>
+            <m:r>
+              <m:t>L</m:t>
+            </m:r>
+          </m:e>
+        </m:d>
       </m:oMath>
       <w:r>
         <w:t xml:space="preserve">. Обе величины вычисляются на общей сетке из 9 значений</w:t>
@@ -8320,7 +8349,7 @@
         <w:t xml:space="preserve"> </w:t>
       </w:r>
       <w:r>
-        <w:t xml:space="preserve">— относительное превышение</w:t>
+        <w:t xml:space="preserve">— отношение</w:t>
       </w:r>
       <w:r>
         <w:t xml:space="preserve"> </w:t>
@@ -8343,7 +8372,7 @@
         <w:t xml:space="preserve"> </w:t>
       </w:r>
       <w:r>
-        <w:t xml:space="preserve">данных над GUE-справочником падает от</w:t>
+        <w:t xml:space="preserve">данных к GUE-справочнику падает от</w:t>
       </w:r>
       <w:r>
         <w:t xml:space="preserve"> </w:t>
